--- a/Lab-3/Lab3_Report.docx
+++ b/Lab-3/Lab3_Report.docx
@@ -28,7 +28,7 @@
     </w:p>
     <w:p>
       <w:r>
-        <w:t>Course: CAI601400 — Artificial Intelligence Lab Manual | Student details: complete before submission</w:t>
+        <w:t>Course: CAI601400 — Artificial Intelligence Lab Manual | Name: Muhammad Ramzan | Roll No: 011</w:t>
       </w:r>
     </w:p>
     <w:p>
